--- a/Dataset/generated_documents/maintenance/MNT_EVT-055.docx
+++ b/Dataset/generated_documents/maintenance/MNT_EVT-055.docx
@@ -37,7 +37,7 @@
           <w:b/>
           <w:sz w:val="32"/>
         </w:rPr>
-        <w:t>Emergency Maintenance Report</w:t>
+        <w:t>Equipment Repair Report</w:t>
       </w:r>
     </w:p>
     <w:p/>
@@ -77,7 +77,7 @@
           </w:tcPr>
           <w:p>
             <w:r>
-              <w:t>6859EBAE</w:t>
+              <w:t>A8C520C7</w:t>
             </w:r>
           </w:p>
         </w:tc>
@@ -209,7 +209,7 @@
           </w:tcPr>
           <w:p>
             <w:r>
-              <w:t>14-Jul-2026 20:10</w:t>
+              <w:t>15-Jul-2026 13:05</w:t>
             </w:r>
           </w:p>
         </w:tc>
@@ -619,12 +619,13 @@
     <w:p>
       <w:r>
         <w:br/>
-        <w:t>An unexpected equipment failure occurred on</w:t>
-        <w:br/>
-        <w:t>Finished Product Tank.</w:t>
+        <w:t>Equipment ID:</w:t>
         <w:br/>
         <w:br/>
-        <w:t>Observed Problem:</w:t>
+        <w:t>T-102</w:t>
+        <w:br/>
+        <w:br/>
+        <w:t>Failure Report:</w:t>
         <w:br/>
         <w:br/>
         <w:t>Emergency drill</w:t>
@@ -641,21 +642,7 @@
     </w:p>
     <w:p>
       <w:r>
-        <w:br/>
-        <w:t>Inspection observations:</w:t>
-        <w:br/>
-        <w:br/>
-        <w:t>Root Cause Category:</w:t>
-        <w:br/>
-        <w:br/>
-        <w:t>Instrumentation</w:t>
-        <w:br/>
-        <w:br/>
-        <w:t>Downtime:</w:t>
-        <w:br/>
-        <w:br/>
-        <w:t>6 Hours</w:t>
-        <w:br/>
+        <w:t>Under Investigation</w:t>
       </w:r>
     </w:p>
     <w:p>
@@ -669,16 +656,13 @@
     <w:p>
       <w:r>
         <w:br/>
-        <w:t>Emergency maintenance carried out.</w:t>
+        <w:t>Repair completed.</w:t>
         <w:br/>
         <w:br/>
-        <w:t>Action Taken:</w:t>
+        <w:t>Action performed:</w:t>
         <w:br/>
         <w:br/>
         <w:t>Training</w:t>
-        <w:br/>
-        <w:br/>
-        <w:t>Equipment returned to service.</w:t>
         <w:br/>
       </w:r>
     </w:p>
@@ -705,7 +689,7 @@
     </w:p>
     <w:p>
       <w:r>
-        <w:t>Preventive maintenance interval should be reduced.</w:t>
+        <w:t>Recommend OEM inspection during annual shutdown.</w:t>
       </w:r>
     </w:p>
     <w:p>
@@ -718,7 +702,7 @@
     </w:p>
     <w:p>
       <w:r>
-        <w:t>Area was barricaded before maintenance work.</w:t>
+        <w:t>All PPE requirements were complied with.</w:t>
       </w:r>
     </w:p>
     <w:p>
@@ -731,7 +715,7 @@
     </w:p>
     <w:p>
       <w:r>
-        <w:t>Grease Gun</w:t>
+        <w:t>Torque Wrench</w:t>
       </w:r>
     </w:p>
     <w:p>
@@ -1238,7 +1222,7 @@
     </w:p>
     <w:p>
       <w:r>
-        <w:t>Replace similar components during annual shutdown.</w:t>
+        <w:t>Perform vibration analysis after one week.</w:t>
       </w:r>
     </w:p>
     <w:p/>
